--- a/templates_docx/sm_guarantor_notice.docx
+++ b/templates_docx/sm_guarantor_notice.docx
@@ -1,1180 +1,3 @@
-
-<file path=word/document.xml><?xml version="1.0" encoding="utf-8"?>
-<w:document xmlns:wpc="http://schemas.microsoft.com/office/word/2010/wordprocessingCanvas" xmlns:cx="http://schemas.microsoft.com/office/drawing/2014/chartex" xmlns:cx1="http://schemas.microsoft.com/office/drawing/2015/9/8/chartex" xmlns:cx2="http://schemas.microsoft.com/office/drawing/2015/10/21/chartex" xmlns:cx3="http://schemas.microsoft.com/office/drawing/2016/5/9/chartex" xmlns:cx4="http://schemas.microsoft.com/office/drawing/2016/5/10/chartex" xmlns:cx5="http://schemas.microsoft.com/office/drawing/2016/5/11/chartex" xmlns:cx6="http://schemas.microsoft.com/office/drawing/2016/5/12/chartex" xmlns:cx7="http://schemas.microsoft.com/office/drawing/2016/5/13/chartex" xmlns:cx8="http://schemas.microsoft.com/office/drawing/2016/5/14/chartex" xmlns:mc="http://schemas.openxmlformats.org/markup-compatibility/2006" xmlns:aink="http://schemas.microsoft.com/office/drawing/2016/ink" xmlns:am3d="http://schemas.microsoft.com/office/drawing/2017/model3d" xmlns:o="urn:schemas-microsoft-com:office:office" xmlns:oel="http://schemas.microsoft.com/office/2019/extlst" xmlns:r="http://schemas.openxmlformats.org/officeDocument/2006/relationships" xmlns:m="http://schemas.openxmlformats.org/officeDocument/2006/math" xmlns:v="urn:schemas-microsoft-com:vml" xmlns:wp14="http://schemas.microsoft.com/office/word/2010/wordprocessingDrawing" xmlns:wp="http://schemas.openxmlformats.org/drawingml/2006/wordprocessingDrawing" xmlns:w10="urn:schemas-microsoft-com:office:word" xmlns:w="http://schemas.openxmlformats.org/wordprocessingml/2006/main" xmlns:w14="http://schemas.microsoft.com/office/word/2010/wordml" xmlns:w15="http://schemas.microsoft.com/office/word/2012/wordml" xmlns:w16cex="http://schemas.microsoft.com/office/word/2018/wordml/cex" xmlns:w16cid="http://schemas.microsoft.com/office/word/2016/wordml/cid" xmlns:w16="http://schemas.microsoft.com/office/word/2018/wordml" xmlns:w16du="http://schemas.microsoft.com/office/word/2023/wordml/word16du" xmlns:w16sdtdh="http://schemas.microsoft.com/office/word/2020/wordml/sdtdatahash" xmlns:w16sdtfl="http://schemas.microsoft.com/office/word/2024/wordml/sdtformatlock" xmlns:w16se="http://schemas.microsoft.com/office/word/2015/wordml/symex" xmlns:wpg="http://schemas.microsoft.com/office/word/2010/wordprocessingGroup" xmlns:wpi="http://schemas.microsoft.com/office/word/2010/wordprocessingInk" xmlns:wne="http://schemas.microsoft.com/office/word/2006/wordml" xmlns:wps="http://schemas.microsoft.com/office/word/2010/wordprocessingShape" mc:Ignorable="w14 w15 w16se w16cid w16 w16cex w16sdtdh w16sdtfl w16du wp14">
-  <w:body>
-    <w:p>
-      <w:pPr>
-        <w:spacing w:line="240" w:lineRule="auto"/>
-        <w:rPr>
-          <w:rFonts w:ascii="Verdana" w:eastAsia="Arial" w:hAnsi="Verdana" w:cs="Arial"/>
-          <w:b/>
-          <w:sz w:val="24"/>
-          <w:szCs w:val="24"/>
-        </w:rPr>
-      </w:pPr>
-    </w:p>
-    <w:p>
-      <w:pPr>
-        <w:spacing w:line="240" w:lineRule="auto"/>
-        <w:rPr>
-          <w:rFonts w:ascii="Verdana" w:eastAsia="Arial" w:hAnsi="Verdana" w:cs="Arial"/>
-          <w:b/>
-          <w:sz w:val="24"/>
-          <w:szCs w:val="24"/>
-        </w:rPr>
-      </w:pPr>
-    </w:p>
-    <w:p>
-      <w:pPr>
-        <w:spacing w:line="240" w:lineRule="auto"/>
-        <w:rPr>
-          <w:rFonts w:ascii="Verdana" w:eastAsia="Arial" w:hAnsi="Verdana" w:cs="Arial"/>
-          <w:b/>
-          <w:sz w:val="20"/>
-          <w:szCs w:val="20"/>
-        </w:rPr>
-      </w:pPr>
-      <w:r>
-        <w:rPr>
-          <w:rFonts w:ascii="Verdana" w:eastAsia="Arial" w:hAnsi="Verdana" w:cs="Arial"/>
-          <w:b/>
-          <w:sz w:val="24"/>
-          <w:szCs w:val="24"/>
-        </w:rPr>
-        <w:t>Rathod Rahul Naik</w:t>
-      </w:r>
-      <w:r>
-        <w:rPr>
-          <w:rFonts w:ascii="Verdana" w:eastAsia="Arial" w:hAnsi="Verdana" w:cs="Arial"/>
-          <w:b/>
-          <w:sz w:val="20"/>
-          <w:szCs w:val="20"/>
-        </w:rPr>
-        <w:t>,</w:t>
-      </w:r>
-    </w:p>
-    <w:p>
-      <w:pPr>
-        <w:spacing w:after="0" w:line="240" w:lineRule="auto"/>
-        <w:ind w:left="720"/>
-        <w:contextualSpacing/>
-        <w:rPr>
-          <w:rFonts w:ascii="Verdana" w:eastAsia="Arial" w:hAnsi="Verdana" w:cs="Arial"/>
-          <w:b/>
-          <w:sz w:val="20"/>
-          <w:szCs w:val="20"/>
-        </w:rPr>
-      </w:pPr>
-      <w:r>
-        <w:rPr>
-          <w:rFonts w:ascii="Verdana" w:eastAsia="Arial" w:hAnsi="Verdana" w:cs="Arial"/>
-          <w:b/>
-          <w:sz w:val="20"/>
-          <w:szCs w:val="20"/>
-        </w:rPr>
-        <w:t xml:space="preserve">     B. TECH, LLB.</w:t>
-      </w:r>
-      <w:r>
-        <w:rPr>
-          <w:rFonts w:ascii="Verdana" w:eastAsia="Arial" w:hAnsi="Verdana" w:cs="Arial"/>
-          <w:b/>
-          <w:sz w:val="20"/>
-          <w:szCs w:val="20"/>
-        </w:rPr>
-        <w:tab/>
-      </w:r>
-      <w:r>
-        <w:rPr>
-          <w:rFonts w:ascii="Verdana" w:eastAsia="Arial" w:hAnsi="Verdana" w:cs="Arial"/>
-          <w:b/>
-          <w:sz w:val="20"/>
-          <w:szCs w:val="20"/>
-        </w:rPr>
-        <w:tab/>
-      </w:r>
-      <w:r>
-        <w:rPr>
-          <w:rFonts w:ascii="Verdana" w:eastAsia="Arial" w:hAnsi="Verdana" w:cs="Arial"/>
-          <w:b/>
-          <w:sz w:val="20"/>
-          <w:szCs w:val="20"/>
-        </w:rPr>
-        <w:tab/>
-      </w:r>
-      <w:r>
-        <w:rPr>
-          <w:rFonts w:ascii="Verdana" w:eastAsia="Arial" w:hAnsi="Verdana" w:cs="Arial"/>
-          <w:b/>
-          <w:sz w:val="20"/>
-          <w:szCs w:val="20"/>
-        </w:rPr>
-        <w:tab/>
-      </w:r>
-      <w:r>
-        <w:rPr>
-          <w:rFonts w:ascii="Verdana" w:eastAsia="Arial" w:hAnsi="Verdana" w:cs="Arial"/>
-          <w:b/>
-          <w:sz w:val="20"/>
-          <w:szCs w:val="20"/>
-        </w:rPr>
-        <w:tab/>
-        <w:t xml:space="preserve">      Office at: </w:t>
-      </w:r>
-    </w:p>
-    <w:p>
-      <w:pPr>
-        <w:spacing w:line="240" w:lineRule="auto"/>
-        <w:contextualSpacing/>
-        <w:rPr>
-          <w:rFonts w:ascii="Verdana" w:eastAsia="Arial" w:hAnsi="Verdana" w:cs="Arial"/>
-          <w:b/>
-          <w:sz w:val="20"/>
-          <w:szCs w:val="20"/>
-        </w:rPr>
-      </w:pPr>
-      <w:r>
-        <w:rPr>
-          <w:rFonts w:ascii="Verdana" w:eastAsia="Arial" w:hAnsi="Verdana" w:cs="Arial"/>
-          <w:b/>
-          <w:sz w:val="20"/>
-          <w:szCs w:val="20"/>
-        </w:rPr>
-        <w:t>ADVOCATE – High Court of T. S</w:t>
-      </w:r>
-      <w:r>
-        <w:rPr>
-          <w:rFonts w:ascii="Verdana" w:eastAsia="Arial" w:hAnsi="Verdana" w:cs="Arial"/>
-          <w:b/>
-          <w:sz w:val="20"/>
-          <w:szCs w:val="20"/>
-        </w:rPr>
-        <w:tab/>
-      </w:r>
-      <w:r>
-        <w:rPr>
-          <w:rFonts w:ascii="Verdana" w:eastAsia="Arial" w:hAnsi="Verdana" w:cs="Arial"/>
-          <w:b/>
-          <w:sz w:val="20"/>
-          <w:szCs w:val="20"/>
-        </w:rPr>
-        <w:tab/>
-      </w:r>
-      <w:r>
-        <w:rPr>
-          <w:rFonts w:ascii="Verdana" w:eastAsia="Arial" w:hAnsi="Verdana" w:cs="Arial"/>
-          <w:b/>
-          <w:sz w:val="20"/>
-          <w:szCs w:val="20"/>
-        </w:rPr>
-        <w:tab/>
-        <w:t xml:space="preserve">       H.no: 5-4-156,</w:t>
-      </w:r>
-    </w:p>
-    <w:p>
-      <w:pPr>
-        <w:spacing w:line="240" w:lineRule="auto"/>
-        <w:contextualSpacing/>
-        <w:rPr>
-          <w:rFonts w:ascii="Verdana" w:eastAsia="Arial" w:hAnsi="Verdana" w:cs="Arial"/>
-          <w:b/>
-          <w:sz w:val="20"/>
-          <w:szCs w:val="20"/>
-        </w:rPr>
-      </w:pPr>
-      <w:r>
-        <w:rPr>
-          <w:rFonts w:ascii="Verdana" w:eastAsia="Arial" w:hAnsi="Verdana" w:cs="Arial"/>
-          <w:b/>
-          <w:sz w:val="20"/>
-          <w:szCs w:val="20"/>
-        </w:rPr>
-        <w:tab/>
-      </w:r>
-      <w:r>
-        <w:rPr>
-          <w:rFonts w:ascii="Verdana" w:eastAsia="Arial" w:hAnsi="Verdana" w:cs="Arial"/>
-          <w:b/>
-          <w:sz w:val="20"/>
-          <w:szCs w:val="20"/>
-        </w:rPr>
-        <w:tab/>
-      </w:r>
-      <w:r>
-        <w:rPr>
-          <w:rFonts w:ascii="Verdana" w:eastAsia="Arial" w:hAnsi="Verdana" w:cs="Arial"/>
-          <w:b/>
-          <w:sz w:val="20"/>
-          <w:szCs w:val="20"/>
-        </w:rPr>
-        <w:tab/>
-      </w:r>
-      <w:r>
-        <w:rPr>
-          <w:rFonts w:ascii="Verdana" w:eastAsia="Arial" w:hAnsi="Verdana" w:cs="Arial"/>
-          <w:b/>
-          <w:sz w:val="20"/>
-          <w:szCs w:val="20"/>
-        </w:rPr>
-        <w:tab/>
-      </w:r>
-      <w:r>
-        <w:rPr>
-          <w:rFonts w:ascii="Verdana" w:eastAsia="Arial" w:hAnsi="Verdana" w:cs="Arial"/>
-          <w:b/>
-          <w:sz w:val="20"/>
-          <w:szCs w:val="20"/>
-        </w:rPr>
-        <w:tab/>
-      </w:r>
-      <w:r>
-        <w:rPr>
-          <w:rFonts w:ascii="Verdana" w:eastAsia="Arial" w:hAnsi="Verdana" w:cs="Arial"/>
-          <w:b/>
-          <w:sz w:val="20"/>
-          <w:szCs w:val="20"/>
-        </w:rPr>
-        <w:tab/>
-      </w:r>
-      <w:r>
-        <w:rPr>
-          <w:rFonts w:ascii="Verdana" w:eastAsia="Arial" w:hAnsi="Verdana" w:cs="Arial"/>
-          <w:b/>
-          <w:sz w:val="20"/>
-          <w:szCs w:val="20"/>
-        </w:rPr>
-        <w:tab/>
-        <w:t xml:space="preserve">       Flat no: 1401, T19 Towers</w:t>
-      </w:r>
-    </w:p>
-    <w:p>
-      <w:pPr>
-        <w:spacing w:line="240" w:lineRule="auto"/>
-        <w:contextualSpacing/>
-        <w:rPr>
-          <w:rFonts w:ascii="Verdana" w:eastAsia="Arial" w:hAnsi="Verdana" w:cs="Arial"/>
-          <w:b/>
-          <w:sz w:val="20"/>
-          <w:szCs w:val="20"/>
-        </w:rPr>
-      </w:pPr>
-      <w:r>
-        <w:rPr>
-          <w:rFonts w:ascii="Verdana" w:eastAsia="Arial" w:hAnsi="Verdana" w:cs="Arial"/>
-          <w:b/>
-          <w:sz w:val="20"/>
-          <w:szCs w:val="20"/>
-        </w:rPr>
-        <w:tab/>
-      </w:r>
-      <w:r>
-        <w:rPr>
-          <w:rFonts w:ascii="Verdana" w:eastAsia="Arial" w:hAnsi="Verdana" w:cs="Arial"/>
-          <w:b/>
-          <w:sz w:val="20"/>
-          <w:szCs w:val="20"/>
-        </w:rPr>
-        <w:tab/>
-      </w:r>
-      <w:r>
-        <w:rPr>
-          <w:rFonts w:ascii="Verdana" w:eastAsia="Arial" w:hAnsi="Verdana" w:cs="Arial"/>
-          <w:b/>
-          <w:sz w:val="20"/>
-          <w:szCs w:val="20"/>
-        </w:rPr>
-        <w:tab/>
-      </w:r>
-      <w:r>
-        <w:rPr>
-          <w:rFonts w:ascii="Verdana" w:eastAsia="Arial" w:hAnsi="Verdana" w:cs="Arial"/>
-          <w:b/>
-          <w:sz w:val="20"/>
-          <w:szCs w:val="20"/>
-        </w:rPr>
-        <w:tab/>
-      </w:r>
-      <w:r>
-        <w:rPr>
-          <w:rFonts w:ascii="Verdana" w:eastAsia="Arial" w:hAnsi="Verdana" w:cs="Arial"/>
-          <w:b/>
-          <w:sz w:val="20"/>
-          <w:szCs w:val="20"/>
-        </w:rPr>
-        <w:tab/>
-      </w:r>
-      <w:r>
-        <w:rPr>
-          <w:rFonts w:ascii="Verdana" w:eastAsia="Arial" w:hAnsi="Verdana" w:cs="Arial"/>
-          <w:b/>
-          <w:sz w:val="20"/>
-          <w:szCs w:val="20"/>
-        </w:rPr>
-        <w:tab/>
-      </w:r>
-      <w:r>
-        <w:rPr>
-          <w:rFonts w:ascii="Verdana" w:eastAsia="Arial" w:hAnsi="Verdana" w:cs="Arial"/>
-          <w:b/>
-          <w:sz w:val="20"/>
-          <w:szCs w:val="20"/>
-        </w:rPr>
-        <w:tab/>
-        <w:t xml:space="preserve">       </w:t>
-      </w:r>
-      <w:proofErr w:type="spellStart"/>
-      <w:r>
-        <w:rPr>
-          <w:rFonts w:ascii="Verdana" w:eastAsia="Arial" w:hAnsi="Verdana" w:cs="Arial"/>
-          <w:b/>
-          <w:sz w:val="20"/>
-          <w:szCs w:val="20"/>
-        </w:rPr>
-        <w:t>Ranigunj</w:t>
-      </w:r>
-      <w:proofErr w:type="spellEnd"/>
-      <w:r>
-        <w:rPr>
-          <w:rFonts w:ascii="Verdana" w:eastAsia="Arial" w:hAnsi="Verdana" w:cs="Arial"/>
-          <w:b/>
-          <w:sz w:val="20"/>
-          <w:szCs w:val="20"/>
-        </w:rPr>
-        <w:t>, Secunderababd-500003</w:t>
-      </w:r>
-      <w:r>
-        <w:rPr>
-          <w:rFonts w:ascii="Verdana" w:eastAsia="Arial" w:hAnsi="Verdana" w:cs="Arial"/>
-          <w:b/>
-          <w:sz w:val="20"/>
-          <w:szCs w:val="20"/>
-        </w:rPr>
-        <w:tab/>
-      </w:r>
-    </w:p>
-    <w:p>
-      <w:pPr>
-        <w:spacing w:line="240" w:lineRule="auto"/>
-        <w:contextualSpacing/>
-        <w:rPr>
-          <w:rFonts w:ascii="Verdana" w:eastAsia="Arial" w:hAnsi="Verdana" w:cs="Arial"/>
-          <w:b/>
-          <w:sz w:val="20"/>
-          <w:szCs w:val="20"/>
-        </w:rPr>
-      </w:pPr>
-      <w:r>
-        <w:rPr>
-          <w:rFonts w:ascii="Verdana" w:eastAsia="Arial" w:hAnsi="Verdana" w:cs="Arial"/>
-          <w:b/>
-          <w:sz w:val="20"/>
-          <w:szCs w:val="20"/>
-        </w:rPr>
-        <w:t xml:space="preserve">                                                                                Mobile No: 8522965111</w:t>
-      </w:r>
-    </w:p>
-    <w:p>
-      <w:pPr>
-        <w:spacing w:after="0" w:line="240" w:lineRule="auto"/>
-        <w:rPr>
-          <w:rFonts w:ascii="Verdana" w:eastAsia="Arial" w:hAnsi="Verdana" w:cs="Arial"/>
-          <w:b/>
-          <w:sz w:val="20"/>
-          <w:szCs w:val="20"/>
-        </w:rPr>
-      </w:pPr>
-      <w:r>
-        <w:rPr>
-          <w:rFonts w:ascii="Verdana" w:eastAsia="Arial" w:hAnsi="Verdana" w:cs="Arial"/>
-          <w:b/>
-          <w:sz w:val="20"/>
-          <w:szCs w:val="20"/>
-        </w:rPr>
-        <w:t xml:space="preserve">       ______________________________________________________</w:t>
-      </w:r>
-    </w:p>
-    <w:p>
-      <w:pPr>
-        <w:spacing w:after="0" w:line="240" w:lineRule="auto"/>
-        <w:rPr>
-          <w:rFonts w:ascii="Verdana" w:eastAsia="Arial" w:hAnsi="Verdana" w:cs="Arial"/>
-          <w:b/>
-          <w:sz w:val="24"/>
-          <w:szCs w:val="24"/>
-        </w:rPr>
-      </w:pPr>
-    </w:p>
-    <w:p>
-      <w:pPr>
-        <w:keepNext/>
-        <w:keepLines/>
-        <w:spacing w:line="240" w:lineRule="auto"/>
-        <w:contextualSpacing/>
-        <w:jc w:val="center"/>
-        <w:rPr>
-          <w:rFonts w:eastAsia="Cambria" w:cstheme="minorHAnsi"/>
-          <w:b/>
-          <w:sz w:val="24"/>
-          <w:szCs w:val="24"/>
-        </w:rPr>
-      </w:pPr>
-      <w:r>
-        <w:rPr>
-          <w:rFonts w:eastAsia="Cambria" w:cstheme="minorHAnsi"/>
-          <w:b/>
-          <w:sz w:val="24"/>
-          <w:szCs w:val="24"/>
-        </w:rPr>
-        <w:t>By REGD. POST WITH ACK DUE</w:t>
-      </w:r>
-    </w:p>
-    <w:p/>
-    <w:p>
-      <w:pPr>
-        <w:jc w:val="right"/>
-        <w:rPr>
-          <w:b/>
-          <w:bCs/>
-        </w:rPr>
-      </w:pPr>
-      <w:r>
-        <w:rPr>
-          <w:b/>
-          <w:bCs/>
-        </w:rPr>
-        <w:t xml:space="preserve">Date: </w:t>
-      </w:r>
-      <w:r>
-        <w:rPr>
-          <w:b/>
-          <w:bCs/>
-        </w:rPr>
-        <w:t>{{</w:t>
-      </w:r>
-      <w:proofErr w:type="spellStart"/>
-      <w:r>
-        <w:rPr>
-          <w:b/>
-          <w:bCs/>
-        </w:rPr>
-        <w:t>notice_date</w:t>
-      </w:r>
-      <w:proofErr w:type="spellEnd"/>
-      <w:r>
-        <w:rPr>
-          <w:b/>
-          <w:bCs/>
-        </w:rPr>
-        <w:t>}}</w:t>
-      </w:r>
-    </w:p>
-    <w:p>
-      <w:pPr>
-        <w:rPr>
-          <w:b/>
-          <w:bCs/>
-          <w:sz w:val="24"/>
-          <w:szCs w:val="24"/>
-        </w:rPr>
-      </w:pPr>
-      <w:r>
-        <w:rPr>
-          <w:b/>
-          <w:bCs/>
-          <w:sz w:val="24"/>
-          <w:szCs w:val="24"/>
-        </w:rPr>
-        <w:t xml:space="preserve">To,  </w:t>
-      </w:r>
-    </w:p>
-    <w:p>
-      <w:pPr>
-        <w:rPr>
-          <w:b/>
-          <w:bCs/>
-        </w:rPr>
-      </w:pPr>
-      <w:r>
-        <w:rPr>
-          <w:b/>
-          <w:bCs/>
-        </w:rPr>
-        <w:t xml:space="preserve">Mr. </w:t>
-      </w:r>
-      <w:r>
-        <w:rPr>
-          <w:b/>
-          <w:bCs/>
-        </w:rPr>
-        <w:t>{{</w:t>
-      </w:r>
-      <w:proofErr w:type="spellStart"/>
-      <w:r>
-        <w:rPr>
-          <w:b/>
-          <w:bCs/>
-        </w:rPr>
-        <w:t>guarantor_name</w:t>
-      </w:r>
-      <w:proofErr w:type="spellEnd"/>
-      <w:r>
-        <w:rPr>
-          <w:b/>
-          <w:bCs/>
-        </w:rPr>
-        <w:t>}}</w:t>
-      </w:r>
-    </w:p>
-    <w:p>
-      <w:pPr>
-        <w:rPr>
-          <w:b/>
-          <w:bCs/>
-        </w:rPr>
-      </w:pPr>
-      <w:proofErr w:type="spellStart"/>
-      <w:r>
-        <w:rPr>
-          <w:b/>
-          <w:bCs/>
-        </w:rPr>
-        <w:t>H.No</w:t>
-      </w:r>
-      <w:proofErr w:type="spellEnd"/>
-      <w:r>
-        <w:rPr>
-          <w:b/>
-          <w:bCs/>
-        </w:rPr>
-        <w:t>:-{{</w:t>
-      </w:r>
-      <w:proofErr w:type="spellStart"/>
-      <w:r>
-        <w:rPr>
-          <w:b/>
-          <w:bCs/>
-        </w:rPr>
-        <w:t>guarantor_address</w:t>
-      </w:r>
-      <w:proofErr w:type="spellEnd"/>
-      <w:r>
-        <w:rPr>
-          <w:b/>
-          <w:bCs/>
-        </w:rPr>
-        <w:t>}}</w:t>
-      </w:r>
-    </w:p>
-    <w:p>
-      <w:pPr>
-        <w:rPr>
-          <w:b/>
-          <w:bCs/>
-        </w:rPr>
-      </w:pPr>
-      <w:r>
-        <w:rPr>
-          <w:b/>
-          <w:bCs/>
-        </w:rPr>
-        <w:t>Ph. No:-{{</w:t>
-      </w:r>
-      <w:proofErr w:type="spellStart"/>
-      <w:r>
-        <w:rPr>
-          <w:b/>
-          <w:bCs/>
-        </w:rPr>
-        <w:t>guarantor_mobile</w:t>
-      </w:r>
-      <w:proofErr w:type="spellEnd"/>
-      <w:r>
-        <w:rPr>
-          <w:b/>
-          <w:bCs/>
-        </w:rPr>
-        <w:t>}}</w:t>
-      </w:r>
-    </w:p>
-    <w:p>
-      <w:pPr>
-        <w:jc w:val="center"/>
-        <w:rPr>
-          <w:sz w:val="24"/>
-          <w:szCs w:val="24"/>
-        </w:rPr>
-      </w:pPr>
-      <w:r>
-        <w:rPr>
-          <w:sz w:val="24"/>
-          <w:szCs w:val="24"/>
-        </w:rPr>
-        <w:t xml:space="preserve">Subject: </w:t>
-      </w:r>
-      <w:r>
-        <w:rPr>
-          <w:b/>
-          <w:bCs/>
-          <w:sz w:val="24"/>
-          <w:szCs w:val="24"/>
-        </w:rPr>
-        <w:t>Loan Recall Notice</w:t>
-      </w:r>
-    </w:p>
-    <w:p>
-      <w:r>
-        <w:t xml:space="preserve">Dear </w:t>
-      </w:r>
-      <w:r>
-        <w:rPr>
-          <w:b/>
-          <w:bCs/>
-        </w:rPr>
-        <w:t>{{</w:t>
-      </w:r>
-      <w:proofErr w:type="spellStart"/>
-      <w:r>
-        <w:rPr>
-          <w:b/>
-          <w:bCs/>
-        </w:rPr>
-        <w:t>guarantor_name</w:t>
-      </w:r>
-      <w:proofErr w:type="spellEnd"/>
-      <w:r>
-        <w:rPr>
-          <w:b/>
-          <w:bCs/>
-        </w:rPr>
-        <w:t>}}</w:t>
-      </w:r>
-      <w:r>
-        <w:rPr>
-          <w:b/>
-          <w:bCs/>
-        </w:rPr>
-        <w:t>,</w:t>
-      </w:r>
-    </w:p>
-    <w:p>
-      <w:pPr>
-        <w:jc w:val="both"/>
-        <w:rPr>
-          <w:b/>
-          <w:bCs/>
-        </w:rPr>
-      </w:pPr>
-      <w:r>
-        <w:t xml:space="preserve">Under instructions from our client, </w:t>
-      </w:r>
-      <w:r>
-        <w:rPr>
-          <w:b/>
-          <w:bCs/>
-        </w:rPr>
-        <w:t>SM Square Credit Services Private Limited</w:t>
-      </w:r>
-      <w:r>
-        <w:t xml:space="preserve">, we are issuing this notice to you in your capacity as the </w:t>
-      </w:r>
-      <w:r>
-        <w:rPr>
-          <w:b/>
-          <w:bCs/>
-        </w:rPr>
-        <w:t>Guarantor</w:t>
-      </w:r>
-      <w:r>
-        <w:t xml:space="preserve"> for the loan availed by the Borrower</w:t>
-      </w:r>
-      <w:r>
-        <w:t xml:space="preserve"> named </w:t>
-      </w:r>
-      <w:r>
-        <w:rPr>
-          <w:b/>
-          <w:bCs/>
-        </w:rPr>
-        <w:t>Mr.</w:t>
-      </w:r>
-      <w:r>
-        <w:rPr>
-          <w:b/>
-          <w:bCs/>
-        </w:rPr>
-        <w:t>{{</w:t>
-      </w:r>
-      <w:proofErr w:type="spellStart"/>
-      <w:r>
-        <w:rPr>
-          <w:b/>
-          <w:bCs/>
-        </w:rPr>
-        <w:t>borrower_name</w:t>
-      </w:r>
-      <w:proofErr w:type="spellEnd"/>
-      <w:r>
-        <w:rPr>
-          <w:b/>
-          <w:bCs/>
-        </w:rPr>
-        <w:t>}}</w:t>
-      </w:r>
-      <w:r>
-        <w:t xml:space="preserve">under Loan Account No. </w:t>
-      </w:r>
-      <w:r>
-        <w:rPr>
-          <w:b/>
-          <w:bCs/>
-        </w:rPr>
-        <w:t>{{</w:t>
-      </w:r>
-      <w:proofErr w:type="spellStart"/>
-      <w:r>
-        <w:rPr>
-          <w:b/>
-          <w:bCs/>
-        </w:rPr>
-        <w:t>loan_account</w:t>
-      </w:r>
-      <w:proofErr w:type="spellEnd"/>
-      <w:r>
-        <w:rPr>
-          <w:b/>
-          <w:bCs/>
-        </w:rPr>
-        <w:t>}}</w:t>
-      </w:r>
-      <w:r>
-        <w:t xml:space="preserve">, pertaining to Vehicle No. </w:t>
-      </w:r>
-      <w:r>
-        <w:rPr>
-          <w:b/>
-          <w:bCs/>
-        </w:rPr>
-        <w:t>{{</w:t>
-      </w:r>
-      <w:proofErr w:type="spellStart"/>
-      <w:r>
-        <w:rPr>
-          <w:b/>
-          <w:bCs/>
-        </w:rPr>
-        <w:t>vehicle_no</w:t>
-      </w:r>
-      <w:proofErr w:type="spellEnd"/>
-      <w:r>
-        <w:rPr>
-          <w:b/>
-          <w:bCs/>
-        </w:rPr>
-        <w:t>}}</w:t>
-      </w:r>
-      <w:r>
-        <w:t>, as per the terms and conditions of the Loan Agreement executed between the Borrower and our client.</w:t>
-      </w:r>
-    </w:p>
-    <w:p>
-      <w:pPr>
-        <w:jc w:val="both"/>
-        <w:rPr>
-          <w:b/>
-          <w:bCs/>
-        </w:rPr>
-      </w:pPr>
-      <w:r>
-        <w:t xml:space="preserve">Our client has informed us that the said loan account has become irregular due to the Borrower’s failure to make timely payments of the agreed instalments and dues, despite repeated reminders and demands. As on </w:t>
-      </w:r>
-      <w:r>
-        <w:rPr>
-          <w:b/>
-          <w:bCs/>
-        </w:rPr>
-        <w:t>{{</w:t>
-      </w:r>
-      <w:proofErr w:type="spellStart"/>
-      <w:r>
-        <w:rPr>
-          <w:b/>
-          <w:bCs/>
-        </w:rPr>
-        <w:t>notice_date</w:t>
-      </w:r>
-      <w:proofErr w:type="spellEnd"/>
-      <w:r>
-        <w:rPr>
-          <w:b/>
-          <w:bCs/>
-        </w:rPr>
-        <w:t>}}</w:t>
-      </w:r>
-      <w:r>
-        <w:t xml:space="preserve">, the total outstanding amount in the said loan account stands at </w:t>
-      </w:r>
-      <w:r>
-        <w:rPr>
-          <w:b/>
-          <w:bCs/>
-        </w:rPr>
-        <w:t xml:space="preserve">Rs. </w:t>
-      </w:r>
-      <w:r>
-        <w:rPr>
-          <w:b/>
-          <w:bCs/>
-        </w:rPr>
-        <w:t>{{</w:t>
-      </w:r>
-      <w:r>
-        <w:rPr>
-          <w:b/>
-          <w:bCs/>
-        </w:rPr>
-        <w:t>dues</w:t>
-      </w:r>
-      <w:r>
-        <w:rPr>
-          <w:b/>
-          <w:bCs/>
-        </w:rPr>
-        <w:t>}}</w:t>
-      </w:r>
-      <w:r>
-        <w:rPr>
-          <w:b/>
-          <w:bCs/>
-        </w:rPr>
-        <w:t>/- (</w:t>
-      </w:r>
-      <w:r>
-        <w:rPr>
-          <w:b/>
-          <w:bCs/>
-        </w:rPr>
-        <w:t>{{</w:t>
-      </w:r>
-      <w:r>
-        <w:rPr>
-          <w:b/>
-          <w:bCs/>
-        </w:rPr>
-        <w:t>dues_2</w:t>
-      </w:r>
-      <w:r>
-        <w:rPr>
-          <w:b/>
-          <w:bCs/>
-        </w:rPr>
-        <w:t>}}</w:t>
-      </w:r>
-      <w:r>
-        <w:rPr>
-          <w:b/>
-          <w:bCs/>
-        </w:rPr>
-        <w:t>)</w:t>
-      </w:r>
-      <w:r>
-        <w:t xml:space="preserve">, inclusive of principal, interest, and other applicable charges. </w:t>
-      </w:r>
-      <w:r>
-        <w:rPr>
-          <w:i/>
-          <w:iCs/>
-        </w:rPr>
-        <w:t>(Please note that this amount is valid only up to the date mentioned.)</w:t>
-      </w:r>
-    </w:p>
-    <w:p>
-      <w:pPr>
-        <w:jc w:val="both"/>
-      </w:pPr>
-      <w:r>
-        <w:t>In view of the continuing default and breach of the loan agreement terms, our client has recalled the entire outstanding loan amount along with applicable interest, penal charges, and other dues with immediate effect.</w:t>
-      </w:r>
-    </w:p>
-    <w:p>
-      <w:pPr>
-        <w:jc w:val="both"/>
-      </w:pPr>
-      <w:r>
-        <w:t xml:space="preserve">Accordingly, as the Guarantor, you are hereby called upon to make payment of the entire outstanding amount within </w:t>
-      </w:r>
-      <w:r>
-        <w:rPr>
-          <w:b/>
-          <w:bCs/>
-        </w:rPr>
-        <w:t>15 days</w:t>
-      </w:r>
-      <w:r>
-        <w:t xml:space="preserve"> from the date of receipt of this notice.</w:t>
-      </w:r>
-    </w:p>
-    <w:p>
-      <w:pPr>
-        <w:jc w:val="both"/>
-      </w:pPr>
-      <w:r>
-        <w:t xml:space="preserve"> Kindly note that failure to comply with this demand will compel our client to initiate appropriate legal and recovery proceedings against the Borrower, Co-applicant, and you as the Guarantor, including but not limited to enforcement of security, without any further notice and entirely at your risk, cost, and consequences.</w:t>
-      </w:r>
-    </w:p>
-    <w:p>
-      <w:pPr>
-        <w:jc w:val="both"/>
-      </w:pPr>
-      <w:r>
-        <w:t>We urge you to treat this matter with utmost seriousness and extend your immediate cooperation in resolving the outstanding dues.</w:t>
-      </w:r>
-    </w:p>
-    <w:p>
-      <w:pPr>
-        <w:jc w:val="both"/>
-      </w:pPr>
-      <w:r>
-        <w:rPr>
-          <w:lang w:val="en-US"/>
-        </w:rPr>
-        <w:t xml:space="preserve">You are also liable to pay </w:t>
-      </w:r>
-      <w:r>
-        <w:rPr>
-          <w:b/>
-          <w:bCs/>
-          <w:lang w:val="en-US"/>
-        </w:rPr>
-        <w:t>Rs.5000/-</w:t>
-      </w:r>
-      <w:r>
-        <w:rPr>
-          <w:lang w:val="en-US"/>
-        </w:rPr>
-        <w:t xml:space="preserve"> towards the charges of this legal notice.</w:t>
-      </w:r>
-    </w:p>
-    <w:p>
-      <w:pPr>
-        <w:rPr>
-          <w:sz w:val="24"/>
-          <w:szCs w:val="24"/>
-        </w:rPr>
-      </w:pPr>
-    </w:p>
-    <w:p>
-      <w:pPr>
-        <w:rPr>
-          <w:sz w:val="24"/>
-          <w:szCs w:val="24"/>
-        </w:rPr>
-      </w:pPr>
-      <w:r>
-        <w:rPr>
-          <w:sz w:val="24"/>
-          <w:szCs w:val="24"/>
-        </w:rPr>
-        <w:t>Sincerely,</w:t>
-      </w:r>
-    </w:p>
-    <w:p>
-      <w:pPr>
-        <w:rPr>
-          <w:b/>
-          <w:bCs/>
-          <w:sz w:val="24"/>
-          <w:szCs w:val="24"/>
-        </w:rPr>
-      </w:pPr>
-      <w:r>
-        <w:rPr>
-          <w:b/>
-          <w:bCs/>
-          <w:sz w:val="24"/>
-          <w:szCs w:val="24"/>
-        </w:rPr>
-        <w:t>Rathod Rahul Naik</w:t>
-      </w:r>
-    </w:p>
-    <w:p>
-      <w:pPr>
-        <w:rPr>
-          <w:b/>
-          <w:bCs/>
-          <w:sz w:val="24"/>
-          <w:szCs w:val="24"/>
-        </w:rPr>
-      </w:pPr>
-      <w:r>
-        <w:rPr>
-          <w:rFonts w:eastAsia="Arial" w:cstheme="minorHAnsi"/>
-          <w:b/>
-          <w:sz w:val="24"/>
-          <w:szCs w:val="24"/>
-        </w:rPr>
-        <w:t>ADVOCATE – High Court of T. S</w:t>
-      </w:r>
-      <w:r>
-        <w:rPr>
-          <w:rFonts w:cstheme="minorHAnsi"/>
-          <w:b/>
-          <w:sz w:val="24"/>
-          <w:szCs w:val="24"/>
-        </w:rPr>
-        <w:t xml:space="preserve"> </w:t>
-      </w:r>
-    </w:p>
-    <w:sectPr>
-      <w:headerReference w:type="default" r:id="rId7"/>
-      <w:pgSz w:w="12240" w:h="20160" w:code="5"/>
-      <w:pgMar w:top="1440" w:right="1440" w:bottom="1440" w:left="1440" w:header="850" w:footer="708" w:gutter="0"/>
-      <w:cols w:space="708"/>
-      <w:docGrid w:linePitch="360"/>
-    </w:sectPr>
-  </w:body>
-</w:document>
-</file>
-
-<file path=word/endnotes.xml><?xml version="1.0" encoding="utf-8"?>
-<w:endnotes xmlns:wpc="http://schemas.microsoft.com/office/word/2010/wordprocessingCanvas" xmlns:cx="http://schemas.microsoft.com/office/drawing/2014/chartex" xmlns:cx1="http://schemas.microsoft.com/office/drawing/2015/9/8/chartex" xmlns:cx2="http://schemas.microsoft.com/office/drawing/2015/10/21/chartex" xmlns:cx3="http://schemas.microsoft.com/office/drawing/2016/5/9/chartex" xmlns:cx4="http://schemas.microsoft.com/office/drawing/2016/5/10/chartex" xmlns:cx5="http://schemas.microsoft.com/office/drawing/2016/5/11/chartex" xmlns:cx6="http://schemas.microsoft.com/office/drawing/2016/5/12/chartex" xmlns:cx7="http://schemas.microsoft.com/office/drawing/2016/5/13/chartex" xmlns:cx8="http://schemas.microsoft.com/office/drawing/2016/5/14/chartex" xmlns:mc="http://schemas.openxmlformats.org/markup-compatibility/2006" xmlns:aink="http://schemas.microsoft.com/office/drawing/2016/ink" xmlns:am3d="http://schemas.microsoft.com/office/drawing/2017/model3d" xmlns:o="urn:schemas-microsoft-com:office:office" xmlns:oel="http://schemas.microsoft.com/office/2019/extlst" xmlns:r="http://schemas.openxmlformats.org/officeDocument/2006/relationships" xmlns:m="http://schemas.openxmlformats.org/officeDocument/2006/math" xmlns:v="urn:schemas-microsoft-com:vml" xmlns:wp14="http://schemas.microsoft.com/office/word/2010/wordprocessingDrawing" xmlns:wp="http://schemas.openxmlformats.org/drawingml/2006/wordprocessingDrawing" xmlns:w10="urn:schemas-microsoft-com:office:word" xmlns:w="http://schemas.openxmlformats.org/wordprocessingml/2006/main" xmlns:w14="http://schemas.microsoft.com/office/word/2010/wordml" xmlns:w15="http://schemas.microsoft.com/office/word/2012/wordml" xmlns:w16cex="http://schemas.microsoft.com/office/word/2018/wordml/cex" xmlns:w16cid="http://schemas.microsoft.com/office/word/2016/wordml/cid" xmlns:w16="http://schemas.microsoft.com/office/word/2018/wordml" xmlns:w16du="http://schemas.microsoft.com/office/word/2023/wordml/word16du" xmlns:w16sdtdh="http://schemas.microsoft.com/office/word/2020/wordml/sdtdatahash" xmlns:w16sdtfl="http://schemas.microsoft.com/office/word/2024/wordml/sdtformatlock" xmlns:w16se="http://schemas.microsoft.com/office/word/2015/wordml/symex" xmlns:wpg="http://schemas.microsoft.com/office/word/2010/wordprocessingGroup" xmlns:wpi="http://schemas.microsoft.com/office/word/2010/wordprocessingInk" xmlns:wne="http://schemas.microsoft.com/office/word/2006/wordml" xmlns:wps="http://schemas.microsoft.com/office/word/2010/wordprocessingShape" mc:Ignorable="w14 w15 w16se w16cid w16 w16cex w16sdtdh w16sdtfl w16du wp14">
-  <w:endnote w:type="separator" w:id="-1">
-    <w:p>
-      <w:pPr>
-        <w:spacing w:after="0" w:line="240" w:lineRule="auto"/>
-      </w:pPr>
-      <w:r>
-        <w:separator/>
-      </w:r>
-    </w:p>
-  </w:endnote>
-  <w:endnote w:type="continuationSeparator" w:id="0">
-    <w:p>
-      <w:pPr>
-        <w:spacing w:after="0" w:line="240" w:lineRule="auto"/>
-      </w:pPr>
-      <w:r>
-        <w:continuationSeparator/>
-      </w:r>
-    </w:p>
-  </w:endnote>
-</w:endnotes>
-</file>
-
-<file path=word/footnotes.xml><?xml version="1.0" encoding="utf-8"?>
-<w:footnotes xmlns:wpc="http://schemas.microsoft.com/office/word/2010/wordprocessingCanvas" xmlns:cx="http://schemas.microsoft.com/office/drawing/2014/chartex" xmlns:cx1="http://schemas.microsoft.com/office/drawing/2015/9/8/chartex" xmlns:cx2="http://schemas.microsoft.com/office/drawing/2015/10/21/chartex" xmlns:cx3="http://schemas.microsoft.com/office/drawing/2016/5/9/chartex" xmlns:cx4="http://schemas.microsoft.com/office/drawing/2016/5/10/chartex" xmlns:cx5="http://schemas.microsoft.com/office/drawing/2016/5/11/chartex" xmlns:cx6="http://schemas.microsoft.com/office/drawing/2016/5/12/chartex" xmlns:cx7="http://schemas.microsoft.com/office/drawing/2016/5/13/chartex" xmlns:cx8="http://schemas.microsoft.com/office/drawing/2016/5/14/chartex" xmlns:mc="http://schemas.openxmlformats.org/markup-compatibility/2006" xmlns:aink="http://schemas.microsoft.com/office/drawing/2016/ink" xmlns:am3d="http://schemas.microsoft.com/office/drawing/2017/model3d" xmlns:o="urn:schemas-microsoft-com:office:office" xmlns:oel="http://schemas.microsoft.com/office/2019/extlst" xmlns:r="http://schemas.openxmlformats.org/officeDocument/2006/relationships" xmlns:m="http://schemas.openxmlformats.org/officeDocument/2006/math" xmlns:v="urn:schemas-microsoft-com:vml" xmlns:wp14="http://schemas.microsoft.com/office/word/2010/wordprocessingDrawing" xmlns:wp="http://schemas.openxmlformats.org/drawingml/2006/wordprocessingDrawing" xmlns:w10="urn:schemas-microsoft-com:office:word" xmlns:w="http://schemas.openxmlformats.org/wordprocessingml/2006/main" xmlns:w14="http://schemas.microsoft.com/office/word/2010/wordml" xmlns:w15="http://schemas.microsoft.com/office/word/2012/wordml" xmlns:w16cex="http://schemas.microsoft.com/office/word/2018/wordml/cex" xmlns:w16cid="http://schemas.microsoft.com/office/word/2016/wordml/cid" xmlns:w16="http://schemas.microsoft.com/office/word/2018/wordml" xmlns:w16du="http://schemas.microsoft.com/office/word/2023/wordml/word16du" xmlns:w16sdtdh="http://schemas.microsoft.com/office/word/2020/wordml/sdtdatahash" xmlns:w16sdtfl="http://schemas.microsoft.com/office/word/2024/wordml/sdtformatlock" xmlns:w16se="http://schemas.microsoft.com/office/word/2015/wordml/symex" xmlns:wpg="http://schemas.microsoft.com/office/word/2010/wordprocessingGroup" xmlns:wpi="http://schemas.microsoft.com/office/word/2010/wordprocessingInk" xmlns:wne="http://schemas.microsoft.com/office/word/2006/wordml" xmlns:wps="http://schemas.microsoft.com/office/word/2010/wordprocessingShape" mc:Ignorable="w14 w15 w16se w16cid w16 w16cex w16sdtdh w16sdtfl w16du wp14">
-  <w:footnote w:type="separator" w:id="-1">
-    <w:p>
-      <w:pPr>
-        <w:spacing w:after="0" w:line="240" w:lineRule="auto"/>
-      </w:pPr>
-      <w:r>
-        <w:separator/>
-      </w:r>
-    </w:p>
-  </w:footnote>
-  <w:footnote w:type="continuationSeparator" w:id="0">
-    <w:p>
-      <w:pPr>
-        <w:spacing w:after="0" w:line="240" w:lineRule="auto"/>
-      </w:pPr>
-      <w:r>
-        <w:continuationSeparator/>
-      </w:r>
-    </w:p>
-  </w:footnote>
-</w:footnotes>
-</file>
-
-<file path=word/header1.xml><?xml version="1.0" encoding="utf-8"?>
-<w:hdr xmlns:wpc="http://schemas.microsoft.com/office/word/2010/wordprocessingCanvas" xmlns:cx="http://schemas.microsoft.com/office/drawing/2014/chartex" xmlns:cx1="http://schemas.microsoft.com/office/drawing/2015/9/8/chartex" xmlns:cx2="http://schemas.microsoft.com/office/drawing/2015/10/21/chartex" xmlns:cx3="http://schemas.microsoft.com/office/drawing/2016/5/9/chartex" xmlns:cx4="http://schemas.microsoft.com/office/drawing/2016/5/10/chartex" xmlns:cx5="http://schemas.microsoft.com/office/drawing/2016/5/11/chartex" xmlns:cx6="http://schemas.microsoft.com/office/drawing/2016/5/12/chartex" xmlns:cx7="http://schemas.microsoft.com/office/drawing/2016/5/13/chartex" xmlns:cx8="http://schemas.microsoft.com/office/drawing/2016/5/14/chartex" xmlns:mc="http://schemas.openxmlformats.org/markup-compatibility/2006" xmlns:aink="http://schemas.microsoft.com/office/drawing/2016/ink" xmlns:am3d="http://schemas.microsoft.com/office/drawing/2017/model3d" xmlns:o="urn:schemas-microsoft-com:office:office" xmlns:oel="http://schemas.microsoft.com/office/2019/extlst" xmlns:r="http://schemas.openxmlformats.org/officeDocument/2006/relationships" xmlns:m="http://schemas.openxmlformats.org/officeDocument/2006/math" xmlns:v="urn:schemas-microsoft-com:vml" xmlns:wp14="http://schemas.microsoft.com/office/word/2010/wordprocessingDrawing" xmlns:wp="http://schemas.openxmlformats.org/drawingml/2006/wordprocessingDrawing" xmlns:w10="urn:schemas-microsoft-com:office:word" xmlns:w="http://schemas.openxmlformats.org/wordprocessingml/2006/main" xmlns:w14="http://schemas.microsoft.com/office/word/2010/wordml" xmlns:w15="http://schemas.microsoft.com/office/word/2012/wordml" xmlns:w16cex="http://schemas.microsoft.com/office/word/2018/wordml/cex" xmlns:w16cid="http://schemas.microsoft.com/office/word/2016/wordml/cid" xmlns:w16="http://schemas.microsoft.com/office/word/2018/wordml" xmlns:w16du="http://schemas.microsoft.com/office/word/2023/wordml/word16du" xmlns:w16sdtdh="http://schemas.microsoft.com/office/word/2020/wordml/sdtdatahash" xmlns:w16sdtfl="http://schemas.microsoft.com/office/word/2024/wordml/sdtformatlock" xmlns:w16se="http://schemas.microsoft.com/office/word/2015/wordml/symex" xmlns:wpg="http://schemas.microsoft.com/office/word/2010/wordprocessingGroup" xmlns:wpi="http://schemas.microsoft.com/office/word/2010/wordprocessingInk" xmlns:wne="http://schemas.microsoft.com/office/word/2006/wordml" xmlns:wps="http://schemas.microsoft.com/office/word/2010/wordprocessingShape" mc:Ignorable="w14 w15 w16se w16cid w16 w16cex w16sdtdh w16sdtfl w16du wp14">
-  <w:p>
-    <w:pPr>
-      <w:pStyle w:val="Header"/>
-    </w:pPr>
-    <w:r>
-      <w:rPr>
-        <w:noProof/>
-      </w:rPr>
-      <w:drawing>
-        <wp:anchor distT="0" distB="0" distL="114300" distR="114300" simplePos="0" relativeHeight="251658240" behindDoc="1" locked="0" layoutInCell="1" allowOverlap="1" wp14:anchorId="6E30BED3" wp14:editId="0698F90E">
-          <wp:simplePos x="0" y="0"/>
-          <wp:positionH relativeFrom="margin">
-            <wp:posOffset>2355850</wp:posOffset>
-          </wp:positionH>
-          <wp:positionV relativeFrom="paragraph">
-            <wp:posOffset>-113030</wp:posOffset>
-          </wp:positionV>
-          <wp:extent cx="914400" cy="914400"/>
-          <wp:effectExtent l="0" t="0" r="0" b="0"/>
-          <wp:wrapTight wrapText="bothSides">
-            <wp:wrapPolygon edited="0">
-              <wp:start x="0" y="0"/>
-              <wp:lineTo x="0" y="21150"/>
-              <wp:lineTo x="21150" y="21150"/>
-              <wp:lineTo x="21150" y="0"/>
-              <wp:lineTo x="0" y="0"/>
-            </wp:wrapPolygon>
-          </wp:wrapTight>
-          <wp:docPr id="228415503" name="Picture 1"/>
-          <wp:cNvGraphicFramePr>
-            <a:graphicFrameLocks xmlns:a="http://schemas.openxmlformats.org/drawingml/2006/main" noChangeAspect="1"/>
-          </wp:cNvGraphicFramePr>
-          <a:graphic xmlns:a="http://schemas.openxmlformats.org/drawingml/2006/main">
-            <a:graphicData uri="http://schemas.openxmlformats.org/drawingml/2006/picture">
-              <pic:pic xmlns:pic="http://schemas.openxmlformats.org/drawingml/2006/picture">
-                <pic:nvPicPr>
-                  <pic:cNvPr id="0" name="Picture 1"/>
-                  <pic:cNvPicPr>
-                    <a:picLocks noChangeAspect="1" noChangeArrowheads="1"/>
-                  </pic:cNvPicPr>
-                </pic:nvPicPr>
-                <pic:blipFill>
-                  <a:blip r:embed="rId1">
-                    <a:extLst>
-                      <a:ext uri="{28A0092B-C50C-407E-A947-70E740481C1C}">
-                        <a14:useLocalDpi xmlns:a14="http://schemas.microsoft.com/office/drawing/2010/main" val="0"/>
-                      </a:ext>
-                    </a:extLst>
-                  </a:blip>
-                  <a:srcRect/>
-                  <a:stretch>
-                    <a:fillRect/>
-                  </a:stretch>
-                </pic:blipFill>
-                <pic:spPr bwMode="auto">
-                  <a:xfrm>
-                    <a:off x="0" y="0"/>
-                    <a:ext cx="914400" cy="914400"/>
-                  </a:xfrm>
-                  <a:prstGeom prst="rect">
-                    <a:avLst/>
-                  </a:prstGeom>
-                  <a:noFill/>
-                </pic:spPr>
-              </pic:pic>
-            </a:graphicData>
-          </a:graphic>
-          <wp14:sizeRelH relativeFrom="margin">
-            <wp14:pctWidth>0</wp14:pctWidth>
-          </wp14:sizeRelH>
-          <wp14:sizeRelV relativeFrom="margin">
-            <wp14:pctHeight>0</wp14:pctHeight>
-          </wp14:sizeRelV>
-        </wp:anchor>
-      </w:drawing>
-    </w:r>
-  </w:p>
-  <w:p>
-    <w:pPr>
-      <w:pStyle w:val="Header"/>
-    </w:pPr>
-  </w:p>
-  <w:p>
-    <w:pPr>
-      <w:pStyle w:val="Header"/>
-    </w:pPr>
-  </w:p>
-</w:hdr>
-</file>
 
 <file path=word/styles.xml><?xml version="1.0" encoding="utf-8"?>
 <w:styles xmlns:mc="http://schemas.openxmlformats.org/markup-compatibility/2006" xmlns:r="http://schemas.openxmlformats.org/officeDocument/2006/relationships" xmlns:w="http://schemas.openxmlformats.org/wordprocessingml/2006/main" xmlns:w14="http://schemas.microsoft.com/office/word/2010/wordml" xmlns:w15="http://schemas.microsoft.com/office/word/2012/wordml" xmlns:w16cex="http://schemas.microsoft.com/office/word/2018/wordml/cex" xmlns:w16cid="http://schemas.microsoft.com/office/word/2016/wordml/cid" xmlns:w16="http://schemas.microsoft.com/office/word/2018/wordml" xmlns:w16du="http://schemas.microsoft.com/office/word/2023/wordml/word16du" xmlns:w16sdtdh="http://schemas.microsoft.com/office/word/2020/wordml/sdtdatahash" xmlns:w16sdtfl="http://schemas.microsoft.com/office/word/2024/wordml/sdtformatlock" xmlns:w16se="http://schemas.microsoft.com/office/word/2015/wordml/symex" mc:Ignorable="w14 w15 w16se w16cid w16 w16cex w16sdtdh w16sdtfl w16du">

--- a/templates_docx/sm_guarantor_notice.docx
+++ b/templates_docx/sm_guarantor_notice.docx
@@ -2,28 +2,6 @@
 <file path=word/document.xml><?xml version="1.0" encoding="utf-8"?>
 <w:document xmlns:wpc="http://schemas.microsoft.com/office/word/2010/wordprocessingCanvas" xmlns:cx="http://schemas.microsoft.com/office/drawing/2014/chartex" xmlns:cx1="http://schemas.microsoft.com/office/drawing/2015/9/8/chartex" xmlns:cx2="http://schemas.microsoft.com/office/drawing/2015/10/21/chartex" xmlns:cx3="http://schemas.microsoft.com/office/drawing/2016/5/9/chartex" xmlns:cx4="http://schemas.microsoft.com/office/drawing/2016/5/10/chartex" xmlns:cx5="http://schemas.microsoft.com/office/drawing/2016/5/11/chartex" xmlns:cx6="http://schemas.microsoft.com/office/drawing/2016/5/12/chartex" xmlns:cx7="http://schemas.microsoft.com/office/drawing/2016/5/13/chartex" xmlns:cx8="http://schemas.microsoft.com/office/drawing/2016/5/14/chartex" xmlns:mc="http://schemas.openxmlformats.org/markup-compatibility/2006" xmlns:aink="http://schemas.microsoft.com/office/drawing/2016/ink" xmlns:am3d="http://schemas.microsoft.com/office/drawing/2017/model3d" xmlns:o="urn:schemas-microsoft-com:office:office" xmlns:oel="http://schemas.microsoft.com/office/2019/extlst" xmlns:r="http://schemas.openxmlformats.org/officeDocument/2006/relationships" xmlns:m="http://schemas.openxmlformats.org/officeDocument/2006/math" xmlns:v="urn:schemas-microsoft-com:vml" xmlns:wp14="http://schemas.microsoft.com/office/word/2010/wordprocessingDrawing" xmlns:wp="http://schemas.openxmlformats.org/drawingml/2006/wordprocessingDrawing" xmlns:w10="urn:schemas-microsoft-com:office:word" xmlns:w="http://schemas.openxmlformats.org/wordprocessingml/2006/main" xmlns:w14="http://schemas.microsoft.com/office/word/2010/wordml" xmlns:w15="http://schemas.microsoft.com/office/word/2012/wordml" xmlns:w16cex="http://schemas.microsoft.com/office/word/2018/wordml/cex" xmlns:w16cid="http://schemas.microsoft.com/office/word/2016/wordml/cid" xmlns:w16="http://schemas.microsoft.com/office/word/2018/wordml" xmlns:w16du="http://schemas.microsoft.com/office/word/2023/wordml/word16du" xmlns:w16sdtdh="http://schemas.microsoft.com/office/word/2020/wordml/sdtdatahash" xmlns:w16sdtfl="http://schemas.microsoft.com/office/word/2024/wordml/sdtformatlock" xmlns:w16se="http://schemas.microsoft.com/office/word/2015/wordml/symex" xmlns:wpg="http://schemas.microsoft.com/office/word/2010/wordprocessingGroup" xmlns:wpi="http://schemas.microsoft.com/office/word/2010/wordprocessingInk" xmlns:wne="http://schemas.microsoft.com/office/word/2006/wordml" xmlns:wps="http://schemas.microsoft.com/office/word/2010/wordprocessingShape" mc:Ignorable="w14 w15 w16se w16cid w16 w16cex w16sdtdh w16sdtfl w16du wp14">
   <w:body>
-    <w:p>
-      <w:pPr>
-        <w:spacing w:line="240" w:lineRule="auto"/>
-        <w:rPr>
-          <w:rFonts w:ascii="Verdana" w:eastAsia="Arial" w:hAnsi="Verdana" w:cs="Arial"/>
-          <w:b/>
-          <w:sz w:val="24"/>
-          <w:szCs w:val="24"/>
-        </w:rPr>
-      </w:pPr>
-    </w:p>
-    <w:p>
-      <w:pPr>
-        <w:spacing w:line="240" w:lineRule="auto"/>
-        <w:rPr>
-          <w:rFonts w:ascii="Verdana" w:eastAsia="Arial" w:hAnsi="Verdana" w:cs="Arial"/>
-          <w:b/>
-          <w:sz w:val="24"/>
-          <w:szCs w:val="24"/>
-        </w:rPr>
-      </w:pPr>
-    </w:p>
     <w:p>
       <w:pPr>
         <w:spacing w:line="240" w:lineRule="auto"/>
@@ -416,15 +394,22 @@
         <w:t>By REGD. POST WITH ACK DUE</w:t>
       </w:r>
     </w:p>
-    <w:p/>
-    <w:p>
-      <w:pPr>
-        <w:jc w:val="right"/>
-        <w:rPr>
-          <w:b/>
-          <w:bCs/>
-        </w:rPr>
-      </w:pPr>
+    <w:p>
+      <w:pPr>
+        <w:spacing w:line="240" w:lineRule="auto"/>
+        <w:jc w:val="center"/>
+        <w:rPr>
+          <w:b/>
+          <w:bCs/>
+        </w:rPr>
+      </w:pPr>
+      <w:r>
+        <w:rPr>
+          <w:b/>
+          <w:bCs/>
+        </w:rPr>
+        <w:t xml:space="preserve">                                                                                                                                               </w:t>
+      </w:r>
       <w:r>
         <w:rPr>
           <w:b/>
@@ -456,6 +441,7 @@
     </w:p>
     <w:p>
       <w:pPr>
+        <w:spacing w:line="240" w:lineRule="auto"/>
         <w:rPr>
           <w:b/>
           <w:bCs/>
@@ -475,6 +461,7 @@
     </w:p>
     <w:p>
       <w:pPr>
+        <w:spacing w:line="240" w:lineRule="auto"/>
         <w:rPr>
           <w:b/>
           <w:bCs/>
@@ -511,6 +498,7 @@
     </w:p>
     <w:p>
       <w:pPr>
+        <w:spacing w:line="240" w:lineRule="auto"/>
         <w:rPr>
           <w:b/>
           <w:bCs/>
@@ -537,9 +525,24 @@
         </w:rPr>
         <w:t>}}</w:t>
       </w:r>
-    </w:p>
-    <w:p>
-      <w:pPr>
+      <w:r>
+        <w:rPr>
+          <w:b/>
+          <w:bCs/>
+        </w:rPr>
+        <w:t>, pincode</w:t>
+      </w:r>
+      <w:r>
+        <w:rPr>
+          <w:b/>
+          <w:bCs/>
+        </w:rPr>
+        <w:t>-{{pincode}}</w:t>
+      </w:r>
+    </w:p>
+    <w:p>
+      <w:pPr>
+        <w:spacing w:line="240" w:lineRule="auto"/>
         <w:rPr>
           <w:b/>
           <w:bCs/>
@@ -569,6 +572,7 @@
     </w:p>
     <w:p>
       <w:pPr>
+        <w:spacing w:line="240" w:lineRule="auto"/>
         <w:jc w:val="center"/>
         <w:rPr>
           <w:sz w:val="24"/>
@@ -593,6 +597,9 @@
       </w:r>
     </w:p>
     <w:p>
+      <w:pPr>
+        <w:spacing w:line="240" w:lineRule="auto"/>
+      </w:pPr>
       <w:r>
         <w:t xml:space="preserve">Dear </w:t>
       </w:r>
@@ -627,6 +634,7 @@
     </w:p>
     <w:p>
       <w:pPr>
+        <w:spacing w:line="240" w:lineRule="auto"/>
         <w:jc w:val="both"/>
         <w:rPr>
           <w:b/>
@@ -634,7 +642,16 @@
         </w:rPr>
       </w:pPr>
       <w:r>
-        <w:t xml:space="preserve">Under instructions from our client, </w:t>
+        <w:t xml:space="preserve">Under </w:t>
+      </w:r>
+      <w:r>
+        <w:t xml:space="preserve">the </w:t>
+      </w:r>
+      <w:r>
+        <w:t xml:space="preserve">instructions from our client, </w:t>
+      </w:r>
+      <w:r>
+        <w:t xml:space="preserve">M/s </w:t>
       </w:r>
       <w:r>
         <w:rPr>
@@ -688,6 +705,13 @@
         <w:t>}}</w:t>
       </w:r>
       <w:r>
+        <w:rPr>
+          <w:b/>
+          <w:bCs/>
+        </w:rPr>
+        <w:t xml:space="preserve"> </w:t>
+      </w:r>
+      <w:r>
         <w:t xml:space="preserve">under Loan Account No. </w:t>
       </w:r>
       <w:r>
@@ -741,6 +765,7 @@
     </w:p>
     <w:p>
       <w:pPr>
+        <w:spacing w:line="240" w:lineRule="auto"/>
         <w:jc w:val="both"/>
         <w:rPr>
           <w:b/>
@@ -748,7 +773,16 @@
         </w:rPr>
       </w:pPr>
       <w:r>
-        <w:t xml:space="preserve">Our client has informed us that the said loan account has become irregular due to the Borrower’s failure to make timely payments of the agreed instalments and dues, despite repeated reminders and demands. As on </w:t>
+        <w:t xml:space="preserve">My </w:t>
+      </w:r>
+      <w:r>
+        <w:t>client has informed us that</w:t>
+      </w:r>
+      <w:r>
+        <w:t>,</w:t>
+      </w:r>
+      <w:r>
+        <w:t xml:space="preserve"> the said loan account has become irregular due to the Borrower’s failure to make timely payments of the agreed instalments and dues, despite repeated reminders and demands. As on </w:t>
       </w:r>
       <w:r>
         <w:rPr>
@@ -850,18 +884,32 @@
     </w:p>
     <w:p>
       <w:pPr>
+        <w:spacing w:line="240" w:lineRule="auto"/>
         <w:jc w:val="both"/>
       </w:pPr>
       <w:r>
-        <w:t>In view of the continuing default and breach of the loan agreement terms, our client has recalled the entire outstanding loan amount along with applicable interest, penal charges, and other dues with immediate effect.</w:t>
-      </w:r>
-    </w:p>
-    <w:p>
-      <w:pPr>
+        <w:t xml:space="preserve">In view of the continuing default and breach of the loan agreement terms, </w:t>
+      </w:r>
+      <w:r>
+        <w:t xml:space="preserve">my </w:t>
+      </w:r>
+      <w:r>
+        <w:t>client has recalled the entire outstanding loan amount along with applicable interest, penal charges, and other dues with immediate effect.</w:t>
+      </w:r>
+    </w:p>
+    <w:p>
+      <w:pPr>
+        <w:spacing w:line="240" w:lineRule="auto"/>
         <w:jc w:val="both"/>
       </w:pPr>
       <w:r>
-        <w:t xml:space="preserve">Accordingly, as the Guarantor, you are hereby called upon to make payment of the entire outstanding amount within </w:t>
+        <w:t xml:space="preserve">Accordingly, as the Guarantor, you are hereby called upon to make payment of the entire outstanding </w:t>
+      </w:r>
+      <w:r>
+        <w:t xml:space="preserve">loan </w:t>
+      </w:r>
+      <w:r>
+        <w:t xml:space="preserve">amount within </w:t>
       </w:r>
       <w:r>
         <w:rPr>
@@ -876,14 +924,22 @@
     </w:p>
     <w:p>
       <w:pPr>
+        <w:spacing w:line="240" w:lineRule="auto"/>
         <w:jc w:val="both"/>
       </w:pPr>
       <w:r>
-        <w:t xml:space="preserve"> Kindly note that failure to comply with this demand will compel our client to initiate appropriate legal and recovery proceedings against the Borrower, Co-applicant, and you as the Guarantor, including but not limited to enforcement of security, without any further notice and entirely at your risk, cost, and consequences.</w:t>
-      </w:r>
-    </w:p>
-    <w:p>
-      <w:pPr>
+        <w:t xml:space="preserve"> Kindly note that failure to comply with this </w:t>
+      </w:r>
+      <w:r>
+        <w:t>notice</w:t>
+      </w:r>
+      <w:r>
+        <w:t xml:space="preserve"> will compel our client to initiate appropriate legal and recovery proceedings against the Borrower, Co-applicant, and you as the Guarantor, including but not limited to enforcement of security, without any further notice and entirely at your risk, cost, and consequences.</w:t>
+      </w:r>
+    </w:p>
+    <w:p>
+      <w:pPr>
+        <w:spacing w:line="240" w:lineRule="auto"/>
         <w:jc w:val="both"/>
       </w:pPr>
       <w:r>
@@ -892,6 +948,7 @@
     </w:p>
     <w:p>
       <w:pPr>
+        <w:spacing w:line="240" w:lineRule="auto"/>
         <w:jc w:val="both"/>
       </w:pPr>
       <w:r>
@@ -917,6 +974,7 @@
     </w:p>
     <w:p>
       <w:pPr>
+        <w:spacing w:line="240" w:lineRule="auto"/>
         <w:rPr>
           <w:sz w:val="24"/>
           <w:szCs w:val="24"/>
@@ -925,6 +983,7 @@
     </w:p>
     <w:p>
       <w:pPr>
+        <w:spacing w:line="240" w:lineRule="auto"/>
         <w:rPr>
           <w:sz w:val="24"/>
           <w:szCs w:val="24"/>
@@ -940,6 +999,7 @@
     </w:p>
     <w:p>
       <w:pPr>
+        <w:spacing w:line="240" w:lineRule="auto"/>
         <w:rPr>
           <w:b/>
           <w:bCs/>
@@ -959,6 +1019,7 @@
     </w:p>
     <w:p>
       <w:pPr>
+        <w:spacing w:line="240" w:lineRule="auto"/>
         <w:rPr>
           <w:b/>
           <w:bCs/>
@@ -988,7 +1049,7 @@
     <w:sectPr>
       <w:headerReference w:type="default" r:id="rId7"/>
       <w:pgSz w:w="12240" w:h="20160" w:code="5"/>
-      <w:pgMar w:top="1440" w:right="1440" w:bottom="1440" w:left="1440" w:header="850" w:footer="708" w:gutter="0"/>
+      <w:pgMar w:top="720" w:right="720" w:bottom="720" w:left="720" w:header="850" w:footer="708" w:gutter="0"/>
       <w:cols w:space="708"/>
       <w:docGrid w:linePitch="360"/>
     </w:sectPr>
@@ -1057,13 +1118,13 @@
         <w:noProof/>
       </w:rPr>
       <w:drawing>
-        <wp:anchor distT="0" distB="0" distL="114300" distR="114300" simplePos="0" relativeHeight="251658240" behindDoc="1" locked="0" layoutInCell="1" allowOverlap="1" wp14:anchorId="6E30BED3" wp14:editId="0698F90E">
+        <wp:anchor distT="0" distB="0" distL="114300" distR="114300" simplePos="0" relativeHeight="251658240" behindDoc="1" locked="0" layoutInCell="1" allowOverlap="1" wp14:anchorId="6E30BED3" wp14:editId="4AA41EAA">
           <wp:simplePos x="0" y="0"/>
           <wp:positionH relativeFrom="margin">
-            <wp:posOffset>2355850</wp:posOffset>
+            <wp:posOffset>2251075</wp:posOffset>
           </wp:positionH>
           <wp:positionV relativeFrom="paragraph">
-            <wp:posOffset>-113030</wp:posOffset>
+            <wp:posOffset>-494030</wp:posOffset>
           </wp:positionV>
           <wp:extent cx="914400" cy="914400"/>
           <wp:effectExtent l="0" t="0" r="0" b="0"/>
